--- a/Protocolo_ScopingReview_GarbageCodes.docx
+++ b/Protocolo_ScopingReview_GarbageCodes.docx
@@ -249,7 +249,7 @@
         <w:pStyle w:val="FirstParagraph"/>
       </w:pPr>
       <w:r>
-        <w:t xml:space="preserve">Mortality statistics derived from Civil Registration and Vital Statistics systems serve as the bedrock of global epidemiological surveillance and public health planning</w:t>
+        <w:t xml:space="preserve">Mortality statistics derived from Civil Registration and Vital Statistics systems form the bedrock of global epidemiological surveillance and public health planning</w:t>
       </w:r>
       <w:hyperlink w:anchor="ref-setel2007">
         <w:r>
@@ -276,7 +276,7 @@
         </w:r>
       </w:hyperlink>
       <w:r>
-        <w:t xml:space="preserve">. However, progress remains sluggish, and the utility of these databases is frequently undermined by medical certification errors</w:t>
+        <w:t xml:space="preserve">. However, despite decades of global advocay, data quality progress remains sluggish, and the analytical utility of these databases is frequently undermined by persistent medical certification errors</w:t>
       </w:r>
       <w:hyperlink w:anchor="ref-abouzahr2015">
         <w:r>
@@ -312,7 +312,10 @@
         <w:t xml:space="preserve">“garbage codes”</w:t>
       </w:r>
       <w:r>
-        <w:t xml:space="preserve">, defined as International Classification of Diseases codes that represent ambiguous, non-specific, or biologically implausible underlying causes</w:t>
+        <w:t xml:space="preserve"> </w:t>
+      </w:r>
+      <w:r>
+        <w:t xml:space="preserve">(GCs), defined as International Classification of Diseases codes that represent ambiguous, non-specific, or biologically implausible underlying causes</w:t>
       </w:r>
       <w:hyperlink w:anchor="ref-murray1996">
         <w:r>
@@ -366,7 +369,7 @@
         </w:r>
       </w:hyperlink>
       <w:r>
-        <w:t xml:space="preserve">. Furthermore, because clinical interventions and medical training alone cannot fully eliminate these diagnostic errors at the source, post-hoc redistribution is absolutely necessary</w:t>
+        <w:t xml:space="preserve">. Furthermore, because clinical interventions and medical training alone cannot fully eliminate these diagnostic errors at the source, robust post-hoc redistribution methods are methodologically indispensable [</w:t>
       </w:r>
       <w:hyperlink w:anchor="ref-hart2020">
         <w:r>
@@ -378,12 +381,28 @@
         </w:r>
       </w:hyperlink>
       <w:r>
-        <w:rPr>
-          <w:vertAlign w:val="superscript"/>
-        </w:rPr>
-        <w:t xml:space="preserve">,</w:t>
-      </w:r>
-      <w:hyperlink w:anchor="ref-miki2018">
+        <w:t xml:space="preserve">;</w:t>
+      </w:r>
+      <w:hyperlink w:anchor="ref-mi">
+        <w:r>
+          <w:rPr>
+            <w:rStyle w:val="Hyperlink"/>
+            <w:b/>
+            <w:bCs/>
+            <w:vertAlign w:val="superscript"/>
+          </w:rPr>
+          <w:t xml:space="preserve">mi?</w:t>
+        </w:r>
+      </w:hyperlink>
+    </w:p>
+    <w:p>
+      <w:pPr>
+        <w:pStyle w:val="BodyText"/>
+      </w:pPr>
+      <w:r>
+        <w:t xml:space="preserve">To mitigate these systematic biases, a diverse array of correction methodologies has evolved over the past two decades</w:t>
+      </w:r>
+      <w:hyperlink w:anchor="ref-naghavi2010">
         <w:r>
           <w:rPr>
             <w:rStyle w:val="Hyperlink"/>
@@ -393,32 +412,24 @@
         </w:r>
       </w:hyperlink>
       <w:r>
-        <w:t xml:space="preserve">.</w:t>
-      </w:r>
-    </w:p>
-    <w:p>
-      <w:pPr>
-        <w:pStyle w:val="BodyText"/>
-      </w:pPr>
-      <w:r>
-        <w:t xml:space="preserve">To mitigate these systematic biases, a diverse array of correction methodologies has evolved over the past two decades</w:t>
-      </w:r>
-      <w:hyperlink w:anchor="ref-naghavi2010">
+        <w:rPr>
+          <w:vertAlign w:val="superscript"/>
+        </w:rPr>
+        <w:t xml:space="preserve">–</w:t>
+      </w:r>
+      <w:hyperlink w:anchor="ref-foreman2016">
         <w:r>
           <w:rPr>
             <w:rStyle w:val="Hyperlink"/>
             <w:vertAlign w:val="superscript"/>
           </w:rPr>
-          <w:t xml:space="preserve">14</w:t>
+          <w:t xml:space="preserve">17</w:t>
         </w:r>
       </w:hyperlink>
       <w:r>
-        <w:rPr>
-          <w:vertAlign w:val="superscript"/>
-        </w:rPr>
-        <w:t xml:space="preserve">–</w:t>
-      </w:r>
-      <w:hyperlink w:anchor="ref-foreman2016">
+        <w:t xml:space="preserve">. Modern redistribution strategies are typically classified into four distinct mathematical approaches: multiple cause analysis, negative correlation, impairment reallocation, and proportional redistribution</w:t>
+      </w:r>
+      <w:hyperlink w:anchor="ref-johnson2021">
         <w:r>
           <w:rPr>
             <w:rStyle w:val="Hyperlink"/>
@@ -428,9 +439,9 @@
         </w:r>
       </w:hyperlink>
       <w:r>
-        <w:t xml:space="preserve">. Modern redistribution strategies are typically classified into four distinct mathematical approaches: multiple cause analysis, negative correlation, impairment reallocation, and proportional redistribution</w:t>
-      </w:r>
-      <w:hyperlink w:anchor="ref-johnson2021">
+        <w:t xml:space="preserve">. Beyond these foundational methods, researchers have increasingly utilized individual-level multiple cause of death data to capture hidden etiologies</w:t>
+      </w:r>
+      <w:hyperlink w:anchor="ref-franca2014">
         <w:r>
           <w:rPr>
             <w:rStyle w:val="Hyperlink"/>
@@ -440,24 +451,24 @@
         </w:r>
       </w:hyperlink>
       <w:r>
-        <w:t xml:space="preserve">. Beyond these foundational methods, researchers have increasingly utilized individual-level multiple cause of death data to capture hidden etiologies</w:t>
-      </w:r>
-      <w:hyperlink w:anchor="ref-franca2014">
+        <w:rPr>
+          <w:vertAlign w:val="superscript"/>
+        </w:rPr>
+        <w:t xml:space="preserve">–</w:t>
+      </w:r>
+      <w:hyperlink w:anchor="ref-franca2019b">
         <w:r>
           <w:rPr>
             <w:rStyle w:val="Hyperlink"/>
             <w:vertAlign w:val="superscript"/>
           </w:rPr>
-          <w:t xml:space="preserve">20</w:t>
+          <w:t xml:space="preserve">21</w:t>
         </w:r>
       </w:hyperlink>
       <w:r>
-        <w:rPr>
-          <w:vertAlign w:val="superscript"/>
-        </w:rPr>
-        <w:t xml:space="preserve">–</w:t>
-      </w:r>
-      <w:hyperlink w:anchor="ref-franca2019b">
+        <w:t xml:space="preserve">. This led to the development of advanced computational techniques, including data linkage algorithms and coarsened exact matching</w:t>
+      </w:r>
+      <w:hyperlink w:anchor="ref-stevens2010">
         <w:r>
           <w:rPr>
             <w:rStyle w:val="Hyperlink"/>
@@ -467,24 +478,24 @@
         </w:r>
       </w:hyperlink>
       <w:r>
-        <w:t xml:space="preserve">. This led to the development of advanced computational techniques, including data linkage algorithms and coarsened exact matching</w:t>
-      </w:r>
-      <w:hyperlink w:anchor="ref-stevens2010">
+        <w:rPr>
+          <w:vertAlign w:val="superscript"/>
+        </w:rPr>
+        <w:t xml:space="preserve">–</w:t>
+      </w:r>
+      <w:hyperlink w:anchor="ref-fihel2021">
         <w:r>
           <w:rPr>
             <w:rStyle w:val="Hyperlink"/>
             <w:vertAlign w:val="superscript"/>
           </w:rPr>
-          <w:t xml:space="preserve">23</w:t>
+          <w:t xml:space="preserve">24</w:t>
         </w:r>
       </w:hyperlink>
       <w:r>
-        <w:rPr>
-          <w:vertAlign w:val="superscript"/>
-        </w:rPr>
-        <w:t xml:space="preserve">–</w:t>
-      </w:r>
-      <w:hyperlink w:anchor="ref-fihel2021">
+        <w:t xml:space="preserve">. Recent innovations also feature subnational regression models</w:t>
+      </w:r>
+      <w:hyperlink w:anchor="ref-grigoriev2024">
         <w:r>
           <w:rPr>
             <w:rStyle w:val="Hyperlink"/>
@@ -494,24 +505,24 @@
         </w:r>
       </w:hyperlink>
       <w:r>
-        <w:t xml:space="preserve">. Recent innovations also feature subnational regression models</w:t>
-      </w:r>
-      <w:hyperlink w:anchor="ref-grigoriev2024">
+        <w:rPr>
+          <w:vertAlign w:val="superscript"/>
+        </w:rPr>
+        <w:t xml:space="preserve">–</w:t>
+      </w:r>
+      <w:hyperlink w:anchor="ref-masquelier2019">
         <w:r>
           <w:rPr>
             <w:rStyle w:val="Hyperlink"/>
             <w:vertAlign w:val="superscript"/>
           </w:rPr>
-          <w:t xml:space="preserve">26</w:t>
+          <w:t xml:space="preserve">27</w:t>
         </w:r>
       </w:hyperlink>
       <w:r>
-        <w:rPr>
-          <w:vertAlign w:val="superscript"/>
-        </w:rPr>
-        <w:t xml:space="preserve">–</w:t>
-      </w:r>
-      <w:hyperlink w:anchor="ref-masquelier2019">
+        <w:t xml:space="preserve">, four-step probabilistic algorithms</w:t>
+      </w:r>
+      <w:hyperlink w:anchor="ref-scohy2025">
         <w:r>
           <w:rPr>
             <w:rStyle w:val="Hyperlink"/>
@@ -521,9 +532,9 @@
         </w:r>
       </w:hyperlink>
       <w:r>
-        <w:t xml:space="preserve">, four-step probabilistic algorithms</w:t>
-      </w:r>
-      <w:hyperlink w:anchor="ref-scohy2025">
+        <w:t xml:space="preserve">, the application of pathophysiological redistribution packages</w:t>
+      </w:r>
+      <w:hyperlink w:anchor="ref-kyu2021">
         <w:r>
           <w:rPr>
             <w:rStyle w:val="Hyperlink"/>
@@ -533,9 +544,9 @@
         </w:r>
       </w:hyperlink>
       <w:r>
-        <w:t xml:space="preserve">, the application of pathophysiological redistribution packages</w:t>
-      </w:r>
-      <w:hyperlink w:anchor="ref-kyu2021">
+        <w:t xml:space="preserve">, and the integration of international rules with exact matching</w:t>
+      </w:r>
+      <w:hyperlink w:anchor="ref-zhang2025">
         <w:r>
           <w:rPr>
             <w:rStyle w:val="Hyperlink"/>
@@ -545,9 +556,9 @@
         </w:r>
       </w:hyperlink>
       <w:r>
-        <w:t xml:space="preserve">, and the integration of international rules with exact matching</w:t>
-      </w:r>
-      <w:hyperlink w:anchor="ref-zhang2025">
+        <w:t xml:space="preserve">. Moreover, cutting edge spatial and machine learning approaches have emerged, such as using spatial scan statistics and Local Moran’s I autocorrelation to adjust for spurious geographical clusters</w:t>
+      </w:r>
+      <w:hyperlink w:anchor="ref-teixeira2020">
         <w:r>
           <w:rPr>
             <w:rStyle w:val="Hyperlink"/>
@@ -557,9 +568,12 @@
         </w:r>
       </w:hyperlink>
       <w:r>
-        <w:t xml:space="preserve">. Moreover, cutting edge spatial and machine learning approaches have emerged, such as using spatial scan statistics and Local Moran’s I autocorrelation to adjust for spurious geographical clusters</w:t>
-      </w:r>
-      <w:hyperlink w:anchor="ref-teixeira2020">
+        <w:rPr>
+          <w:vertAlign w:val="superscript"/>
+        </w:rPr>
+        <w:t xml:space="preserve">,</w:t>
+      </w:r>
+      <w:hyperlink w:anchor="ref-dearaujo2026">
         <w:r>
           <w:rPr>
             <w:rStyle w:val="Hyperlink"/>
@@ -569,12 +583,9 @@
         </w:r>
       </w:hyperlink>
       <w:r>
-        <w:rPr>
-          <w:vertAlign w:val="superscript"/>
-        </w:rPr>
-        <w:t xml:space="preserve">,</w:t>
-      </w:r>
-      <w:hyperlink w:anchor="ref-dearaujo2026">
+        <w:t xml:space="preserve">, and deploying random forest algorithms or decision trees to map spatial inconsistencies and hierarchical clinical interactions</w:t>
+      </w:r>
+      <w:hyperlink w:anchor="ref-zimeomorais2023">
         <w:r>
           <w:rPr>
             <w:rStyle w:val="Hyperlink"/>
@@ -584,9 +595,12 @@
         </w:r>
       </w:hyperlink>
       <w:r>
-        <w:t xml:space="preserve">, and deploying random forest algorithms or decision trees to map spatial inconsistencies and hierarchical clinical interactions</w:t>
-      </w:r>
-      <w:hyperlink w:anchor="ref-zimeomorais2023">
+        <w:rPr>
+          <w:vertAlign w:val="superscript"/>
+        </w:rPr>
+        <w:t xml:space="preserve">,</w:t>
+      </w:r>
+      <w:hyperlink w:anchor="ref-desouza2025">
         <w:r>
           <w:rPr>
             <w:rStyle w:val="Hyperlink"/>
@@ -596,12 +610,17 @@
         </w:r>
       </w:hyperlink>
       <w:r>
-        <w:rPr>
-          <w:vertAlign w:val="superscript"/>
-        </w:rPr>
-        <w:t xml:space="preserve">,</w:t>
-      </w:r>
-      <w:hyperlink w:anchor="ref-desouza2025">
+        <w:t xml:space="preserve">.</w:t>
+      </w:r>
+    </w:p>
+    <w:p>
+      <w:pPr>
+        <w:pStyle w:val="BodyText"/>
+      </w:pPr>
+      <w:r>
+        <w:t xml:space="preserve">Before applying these algorithms, baseline data quality is now objectively assessed using standardized metrics like the Vital Statistics Performance Index and automated diagnostic tools like ANACONDA</w:t>
+      </w:r>
+      <w:hyperlink w:anchor="ref-mikkelsen2015">
         <w:r>
           <w:rPr>
             <w:rStyle w:val="Hyperlink"/>
@@ -611,17 +630,12 @@
         </w:r>
       </w:hyperlink>
       <w:r>
-        <w:t xml:space="preserve">.</w:t>
-      </w:r>
-    </w:p>
-    <w:p>
-      <w:pPr>
-        <w:pStyle w:val="BodyText"/>
-      </w:pPr>
-      <w:r>
-        <w:t xml:space="preserve">Before applying these algorithms, baseline data quality is now objectively assessed using standardized metrics like the Vital Statistics Performance Index and automated diagnostic tools like ANACONDA</w:t>
-      </w:r>
-      <w:hyperlink w:anchor="ref-mikkelsen2015">
+        <w:rPr>
+          <w:vertAlign w:val="superscript"/>
+        </w:rPr>
+        <w:t xml:space="preserve">,</w:t>
+      </w:r>
+      <w:hyperlink w:anchor="ref-mikkelsen2020">
         <w:r>
           <w:rPr>
             <w:rStyle w:val="Hyperlink"/>
@@ -631,12 +645,9 @@
         </w:r>
       </w:hyperlink>
       <w:r>
-        <w:rPr>
-          <w:vertAlign w:val="superscript"/>
-        </w:rPr>
-        <w:t xml:space="preserve">,</w:t>
-      </w:r>
-      <w:hyperlink w:anchor="ref-mikkelsen2020">
+        <w:t xml:space="preserve">. However, despite this methodological proliferation, current literature exhibits a critical translational gap</w:t>
+      </w:r>
+      <w:hyperlink w:anchor="ref-devleesschauwer2022">
         <w:r>
           <w:rPr>
             <w:rStyle w:val="Hyperlink"/>
@@ -646,9 +657,9 @@
         </w:r>
       </w:hyperlink>
       <w:r>
-        <w:t xml:space="preserve">. However, despite this proliferation of techniques, current literature remains fragmented</w:t>
-      </w:r>
-      <w:hyperlink w:anchor="ref-devleesschauwer2022">
+        <w:t xml:space="preserve">. Specifically, there is a lack evidence synthesis evaluating how macro-level redistribution assumptions can be rigorously transfer to individual level simulation environments</w:t>
+      </w:r>
+      <w:hyperlink w:anchor="ref-ng2020">
         <w:r>
           <w:rPr>
             <w:rStyle w:val="Hyperlink"/>
@@ -658,9 +669,12 @@
         </w:r>
       </w:hyperlink>
       <w:r>
-        <w:t xml:space="preserve">. Specifically, no evidence synthesis exists on how to evaluate the transferability of these macro-level assumptions to individual level microsimulation models</w:t>
-      </w:r>
-      <w:hyperlink w:anchor="ref-ng2020">
+        <w:rPr>
+          <w:vertAlign w:val="superscript"/>
+        </w:rPr>
+        <w:t xml:space="preserve">,</w:t>
+      </w:r>
+      <w:hyperlink w:anchor="ref-chrysanthopoulou2021">
         <w:r>
           <w:rPr>
             <w:rStyle w:val="Hyperlink"/>
@@ -670,12 +684,9 @@
         </w:r>
       </w:hyperlink>
       <w:r>
-        <w:rPr>
-          <w:vertAlign w:val="superscript"/>
-        </w:rPr>
-        <w:t xml:space="preserve">,</w:t>
-      </w:r>
-      <w:hyperlink w:anchor="ref-chrysanthopoulou2021">
+        <w:t xml:space="preserve">. Unlike aggregated demographic models that rely on macroscopic trends, stocastic and agent-based microsimulations require highly disaggregated baseline mortality risks, as uncounted or misclassified deaths are rarely distributed randomly across populations</w:t>
+      </w:r>
+      <w:hyperlink w:anchor="ref-costa2020">
         <w:r>
           <w:rPr>
             <w:rStyle w:val="Hyperlink"/>
@@ -685,9 +696,9 @@
         </w:r>
       </w:hyperlink>
       <w:r>
-        <w:t xml:space="preserve">. Unlike aggregated demographic models that rely on macroscopic trends, microsimulations require highly disaggregated baseline mortality risks, and uncounted or misclassified deaths are rarely randomly distributed</w:t>
-      </w:r>
-      <w:hyperlink w:anchor="ref-costa2020">
+        <w:t xml:space="preserve">. Naïve translation of macro-level proportions into microdata risks compounding structural errors. Consequently, this scoping review will map the current state of the art, evaluate the technical feasibility of these approaches within simulation environments, and establish a conceptual framework to guide future public health mathematical modeling</w:t>
+      </w:r>
+      <w:hyperlink w:anchor="ref-foreman2018">
         <w:r>
           <w:rPr>
             <w:rStyle w:val="Hyperlink"/>
@@ -697,18 +708,6 @@
         </w:r>
       </w:hyperlink>
       <w:r>
-        <w:t xml:space="preserve">. Consequently, this scoping review will map the current state of the art, evaluate the technical feasibility of these approaches within simulation environments, and provide a framework for future public health mathematical modeling</w:t>
-      </w:r>
-      <w:hyperlink w:anchor="ref-foreman2018">
-        <w:r>
-          <w:rPr>
-            <w:rStyle w:val="Hyperlink"/>
-            <w:vertAlign w:val="superscript"/>
-          </w:rPr>
-          <w:t xml:space="preserve">42</w:t>
-        </w:r>
-      </w:hyperlink>
-      <w:r>
         <w:t xml:space="preserve">.</w:t>
       </w:r>
     </w:p>
@@ -1086,7 +1085,7 @@
             <w:rStyle w:val="Hyperlink"/>
             <w:vertAlign w:val="superscript"/>
           </w:rPr>
-          <w:t xml:space="preserve">14</w:t>
+          <w:t xml:space="preserve">13</w:t>
         </w:r>
       </w:hyperlink>
       <w:r>
@@ -1115,6 +1114,21 @@
         <w:t xml:space="preserve">Multiple imputation of missing or non-specific data, spatial or spatiotemporal regression modeling, and empirical or hierarchical Bayesian approaches (e.g., CODEm or CoDcorrect analytical algorithms)</w:t>
       </w:r>
       <w:hyperlink w:anchor="ref-foreman2016">
+        <w:r>
+          <w:rPr>
+            <w:rStyle w:val="Hyperlink"/>
+            <w:vertAlign w:val="superscript"/>
+          </w:rPr>
+          <w:t xml:space="preserve">17</w:t>
+        </w:r>
+      </w:hyperlink>
+      <w:r>
+        <w:rPr>
+          <w:vertAlign w:val="superscript"/>
+        </w:rPr>
+        <w:t xml:space="preserve">,</w:t>
+      </w:r>
+      <w:hyperlink w:anchor="ref-johnson2021">
         <w:r>
           <w:rPr>
             <w:rStyle w:val="Hyperlink"/>
@@ -1129,7 +1143,41 @@
         </w:rPr>
         <w:t xml:space="preserve">,</w:t>
       </w:r>
-      <w:hyperlink w:anchor="ref-johnson2021">
+      <w:hyperlink w:anchor="ref-grigoriev2024">
+        <w:r>
+          <w:rPr>
+            <w:rStyle w:val="Hyperlink"/>
+            <w:vertAlign w:val="superscript"/>
+          </w:rPr>
+          <w:t xml:space="preserve">25</w:t>
+        </w:r>
+      </w:hyperlink>
+      <w:r>
+        <w:t xml:space="preserve">.</w:t>
+      </w:r>
+    </w:p>
+    <w:p>
+      <w:pPr>
+        <w:pStyle w:val="Compact"/>
+        <w:numPr>
+          <w:ilvl w:val="2"/>
+          <w:numId w:val="1007"/>
+        </w:numPr>
+      </w:pPr>
+      <w:r>
+        <w:rPr>
+          <w:b/>
+          <w:bCs/>
+        </w:rPr>
+        <w:t xml:space="preserve">Data integration (record linkage):</w:t>
+      </w:r>
+      <w:r>
+        <w:t xml:space="preserve"> </w:t>
+      </w:r>
+      <w:r>
+        <w:t xml:space="preserve">Deterministic or probabilistic algorithms linking mortality records with complementary databases (e.g., hospital discharge records, automated verbal autopsies, or epidemiological surveillance systems)</w:t>
+      </w:r>
+      <w:hyperlink w:anchor="ref-franca2014">
         <w:r>
           <w:rPr>
             <w:rStyle w:val="Hyperlink"/>
@@ -1144,62 +1192,13 @@
         </w:rPr>
         <w:t xml:space="preserve">,</w:t>
       </w:r>
-      <w:hyperlink w:anchor="ref-grigoriev2024">
-        <w:r>
-          <w:rPr>
-            <w:rStyle w:val="Hyperlink"/>
-            <w:vertAlign w:val="superscript"/>
-          </w:rPr>
-          <w:t xml:space="preserve">26</w:t>
-        </w:r>
-      </w:hyperlink>
-      <w:r>
-        <w:t xml:space="preserve">.</w:t>
-      </w:r>
-    </w:p>
-    <w:p>
-      <w:pPr>
-        <w:pStyle w:val="Compact"/>
-        <w:numPr>
-          <w:ilvl w:val="2"/>
-          <w:numId w:val="1007"/>
-        </w:numPr>
-      </w:pPr>
-      <w:r>
-        <w:rPr>
-          <w:b/>
-          <w:bCs/>
-        </w:rPr>
-        <w:t xml:space="preserve">Data integration (record linkage):</w:t>
-      </w:r>
-      <w:r>
-        <w:t xml:space="preserve"> </w:t>
-      </w:r>
-      <w:r>
-        <w:t xml:space="preserve">Deterministic or probabilistic algorithms linking mortality records with complementary databases (e.g., hospital discharge records, automated verbal autopsies, or epidemiological surveillance systems)</w:t>
-      </w:r>
-      <w:hyperlink w:anchor="ref-franca2014">
-        <w:r>
-          <w:rPr>
-            <w:rStyle w:val="Hyperlink"/>
-            <w:vertAlign w:val="superscript"/>
-          </w:rPr>
-          <w:t xml:space="preserve">20</w:t>
-        </w:r>
-      </w:hyperlink>
-      <w:r>
-        <w:rPr>
-          <w:vertAlign w:val="superscript"/>
-        </w:rPr>
-        <w:t xml:space="preserve">,</w:t>
-      </w:r>
       <w:hyperlink w:anchor="ref-bierrenbach2019">
         <w:r>
           <w:rPr>
             <w:rStyle w:val="Hyperlink"/>
             <w:vertAlign w:val="superscript"/>
           </w:rPr>
-          <w:t xml:space="preserve">24</w:t>
+          <w:t xml:space="preserve">23</w:t>
         </w:r>
       </w:hyperlink>
       <w:r>
@@ -1943,7 +1942,7 @@
             <w:rStyle w:val="Hyperlink"/>
             <w:vertAlign w:val="superscript"/>
           </w:rPr>
-          <w:t xml:space="preserve">19</w:t>
+          <w:t xml:space="preserve">18</w:t>
         </w:r>
       </w:hyperlink>
       <w:r>
@@ -1955,7 +1954,7 @@
             <w:rStyle w:val="Hyperlink"/>
             <w:vertAlign w:val="superscript"/>
           </w:rPr>
-          <w:t xml:space="preserve">34</w:t>
+          <w:t xml:space="preserve">33</w:t>
         </w:r>
       </w:hyperlink>
       <w:r>
@@ -2014,7 +2013,7 @@
             <w:rStyle w:val="Hyperlink"/>
             <w:vertAlign w:val="superscript"/>
           </w:rPr>
-          <w:t xml:space="preserve">19</w:t>
+          <w:t xml:space="preserve">18</w:t>
         </w:r>
       </w:hyperlink>
       <w:r>
@@ -2042,6 +2041,39 @@
         <w:t xml:space="preserve">The type of redistribution model used, the algorithmic and software ecosystems utilized, and the specific performance metrics reported to demonstrate data quality improvement</w:t>
       </w:r>
       <w:hyperlink w:anchor="ref-ng2020">
+        <w:r>
+          <w:rPr>
+            <w:rStyle w:val="Hyperlink"/>
+            <w:vertAlign w:val="superscript"/>
+          </w:rPr>
+          <w:t xml:space="preserve">38</w:t>
+        </w:r>
+      </w:hyperlink>
+      <w:r>
+        <w:t xml:space="preserve">.</w:t>
+      </w:r>
+    </w:p>
+    <w:p>
+      <w:pPr>
+        <w:numPr>
+          <w:ilvl w:val="0"/>
+          <w:numId w:val="1016"/>
+        </w:numPr>
+      </w:pPr>
+      <w:r>
+        <w:rPr>
+          <w:b/>
+          <w:bCs/>
+        </w:rPr>
+        <w:t xml:space="preserve">Microsimulation applicability:</w:t>
+      </w:r>
+      <w:r>
+        <w:t xml:space="preserve"> </w:t>
+      </w:r>
+      <w:r>
+        <w:t xml:space="preserve">The explicit capacity of the methodology to generate highly disaggregated microdata and handle parameter uncertainty for stochastic predictive modeling</w:t>
+      </w:r>
+      <w:hyperlink w:anchor="ref-chrysanthopoulou2021">
         <w:r>
           <w:rPr>
             <w:rStyle w:val="Hyperlink"/>
@@ -2056,9 +2088,44 @@
     </w:p>
     <w:p>
       <w:pPr>
+        <w:pStyle w:val="FirstParagraph"/>
+      </w:pPr>
+      <w:r>
+        <w:t xml:space="preserve">This form will be piloted with a random sample of three included studies to refine consistency and ensure variable granularity. Two reviewers will perform the extraction independently, resolving discrepancies through consensus. The resulting data will be consolidated into a relational structure (e.g., tibble or data.frame) to facilitate transparent downstream analysis. The full extraction schema (exported as JSON/CSV) and corresponding R scripts will be made available via the Open Science Framework (OSF) upon study completion. For a detailed breakdown of the variables and the classification framework utilized, refer to the Data Charting Instrument (Appendix II).</w:t>
+      </w:r>
+    </w:p>
+    <w:bookmarkEnd w:id="29"/>
+    <w:bookmarkStart w:id="30" w:name="data-analysis-synthesis-and-presentation"/>
+    <w:p>
+      <w:pPr>
+        <w:pStyle w:val="Heading2"/>
+      </w:pPr>
+      <w:r>
+        <w:rPr>
+          <w:rStyle w:val="SectionNumber"/>
+        </w:rPr>
+        <w:t xml:space="preserve">3.4</w:t>
+      </w:r>
+      <w:r>
+        <w:tab/>
+      </w:r>
+      <w:r>
+        <w:t xml:space="preserve">Data Analysis, Synthesis, and Presentation</w:t>
+      </w:r>
+    </w:p>
+    <w:p>
+      <w:pPr>
+        <w:pStyle w:val="FirstParagraph"/>
+      </w:pPr>
+      <w:r>
+        <w:t xml:space="preserve">This scoping review adheres to the Joanna Briggs Institute methodology. We will conduct all data processing and visualization programmatically within the R statistical environment.</w:t>
+      </w:r>
+    </w:p>
+    <w:p>
+      <w:pPr>
         <w:numPr>
           <w:ilvl w:val="0"/>
-          <w:numId w:val="1016"/>
+          <w:numId w:val="1017"/>
         </w:numPr>
       </w:pPr>
       <w:r>
@@ -2066,104 +2133,51 @@
           <w:b/>
           <w:bCs/>
         </w:rPr>
-        <w:t xml:space="preserve">Microsimulation applicability:</w:t>
-      </w:r>
-      <w:r>
-        <w:t xml:space="preserve"> </w:t>
-      </w:r>
-      <w:r>
-        <w:t xml:space="preserve">The explicit capacity of the methodology to generate highly disaggregated microdata and handle parameter uncertainty for stochastic predictive modeling</w:t>
-      </w:r>
-      <w:hyperlink w:anchor="ref-chrysanthopoulou2021">
+        <w:t xml:space="preserve">Descriptive Quantitative Analysis:</w:t>
+      </w:r>
+      <w:r>
+        <w:t xml:space="preserve"> </w:t>
+      </w:r>
+      <w:r>
+        <w:t xml:space="preserve">We will calculate absolute frequencies and percentages to characterize the literature by chronological distribution, geographic reach, taxonomic frameworks, cause categories, and analytical techniques. These analytical techniques will be categorized by their computational complexity, ranging from foundational deterministic methods to advanced predictive modeling, machine learning, and spatial analysis.</w:t>
+      </w:r>
+    </w:p>
+    <w:p>
+      <w:pPr>
+        <w:numPr>
+          <w:ilvl w:val="0"/>
+          <w:numId w:val="1017"/>
+        </w:numPr>
+      </w:pPr>
+      <w:r>
+        <w:rPr>
+          <w:b/>
+          <w:bCs/>
+        </w:rPr>
+        <w:t xml:space="preserve">Thematic Narrative Synthesis:</w:t>
+      </w:r>
+      <w:r>
+        <w:t xml:space="preserve"> </w:t>
+      </w:r>
+      <w:r>
+        <w:t xml:space="preserve">A narrative will accompany the extracted data, addressing the magnitude of garbage codes in data-scarce settings, the methodological diversity of the algorithms, and the conceptual transferability of these methods to preserve microdata validity for agent-based stochastic models. This includes addressing how uncorrected garbage codes disproportionately mask the true mortality burden in populations with higher social deprivation</w:t>
+      </w:r>
+      <w:hyperlink w:anchor="ref-malta2023">
         <w:r>
           <w:rPr>
             <w:rStyle w:val="Hyperlink"/>
             <w:vertAlign w:val="superscript"/>
           </w:rPr>
-          <w:t xml:space="preserve">40</w:t>
+          <w:t xml:space="preserve">42</w:t>
         </w:r>
       </w:hyperlink>
       <w:r>
-        <w:t xml:space="preserve">.</w:t>
-      </w:r>
-    </w:p>
-    <w:p>
-      <w:pPr>
-        <w:pStyle w:val="FirstParagraph"/>
-      </w:pPr>
-      <w:r>
-        <w:t xml:space="preserve">This form will be piloted with a random sample of three included studies to refine consistency and ensure variable granularity. Two reviewers will perform the extraction independently, resolving discrepancies through consensus. The resulting data will be consolidated into a relational structure (e.g., tibble or data.frame) to facilitate transparent downstream analysis. The full extraction schema (exported as JSON/CSV) and corresponding R scripts will be made available via the Open Science Framework (OSF) upon study completion. For a detailed breakdown of the variables and the classification framework utilized, refer to the Data Charting Instrument (Appendix II).</w:t>
-      </w:r>
-    </w:p>
-    <w:bookmarkEnd w:id="29"/>
-    <w:bookmarkStart w:id="30" w:name="data-analysis-synthesis-and-presentation"/>
-    <w:p>
-      <w:pPr>
-        <w:pStyle w:val="Heading2"/>
-      </w:pPr>
-      <w:r>
-        <w:rPr>
-          <w:rStyle w:val="SectionNumber"/>
-        </w:rPr>
-        <w:t xml:space="preserve">3.4</w:t>
-      </w:r>
-      <w:r>
-        <w:tab/>
-      </w:r>
-      <w:r>
-        <w:t xml:space="preserve">Data Analysis, Synthesis, and Presentation</w:t>
-      </w:r>
-    </w:p>
-    <w:p>
-      <w:pPr>
-        <w:pStyle w:val="FirstParagraph"/>
-      </w:pPr>
-      <w:r>
-        <w:t xml:space="preserve">This scoping review adheres to the Joanna Briggs Institute methodology. We will conduct all data processing and visualization programmatically within the R statistical environment.</w:t>
-      </w:r>
-    </w:p>
-    <w:p>
-      <w:pPr>
-        <w:numPr>
-          <w:ilvl w:val="0"/>
-          <w:numId w:val="1017"/>
-        </w:numPr>
-      </w:pPr>
-      <w:r>
-        <w:rPr>
-          <w:b/>
-          <w:bCs/>
-        </w:rPr>
-        <w:t xml:space="preserve">Descriptive Quantitative Analysis:</w:t>
-      </w:r>
-      <w:r>
-        <w:t xml:space="preserve"> </w:t>
-      </w:r>
-      <w:r>
-        <w:t xml:space="preserve">We will calculate absolute frequencies and percentages to characterize the literature by chronological distribution, geographic reach, taxonomic frameworks, cause categories, and analytical techniques. These analytical techniques will be categorized by their computational complexity, ranging from foundational deterministic methods to advanced predictive modeling, machine learning, and spatial analysis.</w:t>
-      </w:r>
-    </w:p>
-    <w:p>
-      <w:pPr>
-        <w:numPr>
-          <w:ilvl w:val="0"/>
-          <w:numId w:val="1017"/>
-        </w:numPr>
-      </w:pPr>
-      <w:r>
-        <w:rPr>
-          <w:b/>
-          <w:bCs/>
-        </w:rPr>
-        <w:t xml:space="preserve">Thematic Narrative Synthesis:</w:t>
-      </w:r>
-      <w:r>
-        <w:t xml:space="preserve"> </w:t>
-      </w:r>
-      <w:r>
-        <w:t xml:space="preserve">A narrative will accompany the extracted data, addressing the magnitude of garbage codes in data-scarce settings, the methodological diversity of the algorithms, and the conceptual transferability of these methods to preserve microdata validity for agent-based stochastic models. This includes addressing how uncorrected garbage codes disproportionately mask the true mortality burden in populations with higher social deprivation</w:t>
-      </w:r>
-      <w:hyperlink w:anchor="ref-malta2023">
+        <w:t xml:space="preserve"> </w:t>
+      </w:r>
+      <w:r>
+        <w:t xml:space="preserve">and the risk of inappropriate centralization when macro-level regression algorithms are applied to highly localized municipal datasets</w:t>
+      </w:r>
+      <w:hyperlink w:anchor="ref-liu2022">
         <w:r>
           <w:rPr>
             <w:rStyle w:val="Hyperlink"/>
@@ -2173,12 +2187,30 @@
         </w:r>
       </w:hyperlink>
       <w:r>
-        <w:t xml:space="preserve"> </w:t>
-      </w:r>
-      <w:r>
-        <w:t xml:space="preserve">and the risk of inappropriate centralization when macro-level regression algorithms are applied to highly localized municipal datasets</w:t>
-      </w:r>
-      <w:hyperlink w:anchor="ref-liu2022">
+        <w:t xml:space="preserve">.</w:t>
+      </w:r>
+    </w:p>
+    <w:p>
+      <w:pPr>
+        <w:numPr>
+          <w:ilvl w:val="0"/>
+          <w:numId w:val="1017"/>
+        </w:numPr>
+      </w:pPr>
+      <w:r>
+        <w:rPr>
+          <w:b/>
+          <w:bCs/>
+        </w:rPr>
+        <w:t xml:space="preserve">Mapping and Visualization:</w:t>
+      </w:r>
+      <w:r>
+        <w:t xml:space="preserve"> </w:t>
+      </w:r>
+      <w:r>
+        <w:t xml:space="preserve">To visualize the structure and knowledge gaps of the field, we will generate advanced graphics using ggplot2</w:t>
+      </w:r>
+      <w:hyperlink w:anchor="ref-wickham2016">
         <w:r>
           <w:rPr>
             <w:rStyle w:val="Hyperlink"/>
@@ -2188,30 +2220,12 @@
         </w:r>
       </w:hyperlink>
       <w:r>
-        <w:t xml:space="preserve">.</w:t>
-      </w:r>
-    </w:p>
-    <w:p>
-      <w:pPr>
-        <w:numPr>
-          <w:ilvl w:val="0"/>
-          <w:numId w:val="1017"/>
-        </w:numPr>
-      </w:pPr>
-      <w:r>
-        <w:rPr>
-          <w:b/>
-          <w:bCs/>
-        </w:rPr>
-        <w:t xml:space="preserve">Mapping and Visualization:</w:t>
-      </w:r>
-      <w:r>
-        <w:t xml:space="preserve"> </w:t>
-      </w:r>
-      <w:r>
-        <w:t xml:space="preserve">To visualize the structure and knowledge gaps of the field, we will generate advanced graphics using ggplot2</w:t>
-      </w:r>
-      <w:hyperlink w:anchor="ref-wickham2016">
+        <w:t xml:space="preserve"> </w:t>
+      </w:r>
+      <w:r>
+        <w:t xml:space="preserve">and igraph</w:t>
+      </w:r>
+      <w:hyperlink w:anchor="ref-csardi2006">
         <w:r>
           <w:rPr>
             <w:rStyle w:val="Hyperlink"/>
@@ -2221,21 +2235,6 @@
         </w:r>
       </w:hyperlink>
       <w:r>
-        <w:t xml:space="preserve"> </w:t>
-      </w:r>
-      <w:r>
-        <w:t xml:space="preserve">and igraph</w:t>
-      </w:r>
-      <w:hyperlink w:anchor="ref-csardi2006">
-        <w:r>
-          <w:rPr>
-            <w:rStyle w:val="Hyperlink"/>
-            <w:vertAlign w:val="superscript"/>
-          </w:rPr>
-          <w:t xml:space="preserve">46</w:t>
-        </w:r>
-      </w:hyperlink>
-      <w:r>
         <w:t xml:space="preserve">. This will include structured evidence tables cross-referencing correction methods with their input data requirements, two-dimensional heatmaps mapping analytical methods against specific ICD Chapters, and flow network diagrams illustrating the technical pathway required to connect traditional vital statistics with microsimulation parameterization.</w:t>
       </w:r>
     </w:p>
@@ -2275,7 +2274,7 @@
       </w:r>
     </w:p>
     <w:bookmarkEnd w:id="32"/>
-    <w:bookmarkStart w:id="101" w:name="references"/>
+    <w:bookmarkStart w:id="100" w:name="references"/>
     <w:p>
       <w:pPr>
         <w:pStyle w:val="Heading1"/>
@@ -2293,7 +2292,7 @@
         <w:t xml:space="preserve">References</w:t>
       </w:r>
     </w:p>
-    <w:bookmarkStart w:id="100" w:name="refs"/>
+    <w:bookmarkStart w:id="99" w:name="refs"/>
     <w:bookmarkStart w:id="33" w:name="ref-setel2007"/>
     <w:p>
       <w:pPr>
@@ -2606,7 +2605,7 @@
       </w:r>
     </w:p>
     <w:bookmarkEnd w:id="50"/>
-    <w:bookmarkStart w:id="51" w:name="ref-miki2018"/>
+    <w:bookmarkStart w:id="51" w:name="ref-naghavi2010"/>
     <w:p>
       <w:pPr>
         <w:pStyle w:val="Bibliography"/>
@@ -2621,14 +2620,14 @@
         <w:t xml:space="preserve">	</w:t>
       </w:r>
       <w:r>
-        <w:t xml:space="preserve">Miki J et al.</w:t>
-      </w:r>
-      <w:r>
-        <w:t xml:space="preserve"> Saving lives through certifying deaths: Assessing the impact of two interventions to improve cause of death data in peru. BMC Public Health. 2018;18(1):1329.</w:t>
+        <w:t xml:space="preserve">Naghavi M, Makela S, Foreman K, et al.</w:t>
+      </w:r>
+      <w:r>
+        <w:t xml:space="preserve"> Algorithms for enhancing public health utility of national causes-of-death data. Popul Health Metr. 2010;8(1):9.</w:t>
       </w:r>
     </w:p>
     <w:bookmarkEnd w:id="51"/>
-    <w:bookmarkStart w:id="52" w:name="ref-naghavi2010"/>
+    <w:bookmarkStart w:id="52" w:name="ref-gbd2016"/>
     <w:p>
       <w:pPr>
         <w:pStyle w:val="Bibliography"/>
@@ -2643,14 +2642,11 @@
         <w:t xml:space="preserve">	</w:t>
       </w:r>
       <w:r>
-        <w:t xml:space="preserve">Naghavi M, Makela S, Foreman K, et al.</w:t>
-      </w:r>
-      <w:r>
-        <w:t xml:space="preserve"> Algorithms for enhancing public health utility of national causes-of-death data. Popul Health Metr. 2010;8(1):9.</w:t>
+        <w:t xml:space="preserve">GBD 2016 Causes of Death Collaborators. Global, regional, and national age-sex specific mortality for 264 causes of death, 1980–2016: A systematic analysis for the global burden of disease study 2016. The Lancet. 2017;390(10100):1151–210.</w:t>
       </w:r>
     </w:p>
     <w:bookmarkEnd w:id="52"/>
-    <w:bookmarkStart w:id="53" w:name="ref-gbd2016"/>
+    <w:bookmarkStart w:id="54" w:name="ref-gbd2017"/>
     <w:p>
       <w:pPr>
         <w:pStyle w:val="Bibliography"/>
@@ -2665,28 +2661,9 @@
         <w:t xml:space="preserve">	</w:t>
       </w:r>
       <w:r>
-        <w:t xml:space="preserve">GBD 2016 Causes of Death Collaborators. Global, regional, and national age-sex specific mortality for 264 causes of death, 1980–2016: A systematic analysis for the global burden of disease study 2016. The Lancet. 2017;390(10100):1151–210.</w:t>
-      </w:r>
-    </w:p>
-    <w:bookmarkEnd w:id="53"/>
-    <w:bookmarkStart w:id="55" w:name="ref-gbd2017"/>
-    <w:p>
-      <w:pPr>
-        <w:pStyle w:val="Bibliography"/>
-      </w:pPr>
-      <w:r>
-        <w:t xml:space="preserve">16.</w:t>
-      </w:r>
-      <w:r>
-        <w:t xml:space="preserve"> </w:t>
-      </w:r>
-      <w:r>
-        <w:t xml:space="preserve">	</w:t>
-      </w:r>
-      <w:r>
         <w:t xml:space="preserve">GBD 2017 Causes of Death Collaborators. Global, regional, and national age-sex-specific mortality for 282 causes of death in 195 countries and territories, 1980–2017: A systematic analysis for the global burden of disease study 2017. The Lancet. 2018;392(10159):1736–88. doi:</w:t>
       </w:r>
-      <w:hyperlink r:id="rId54">
+      <w:hyperlink r:id="rId53">
         <w:r>
           <w:rPr>
             <w:rStyle w:val="Hyperlink"/>
@@ -2695,8 +2672,27 @@
         </w:r>
       </w:hyperlink>
     </w:p>
+    <w:bookmarkEnd w:id="54"/>
+    <w:bookmarkStart w:id="55" w:name="ref-murray2008"/>
+    <w:p>
+      <w:pPr>
+        <w:pStyle w:val="Bibliography"/>
+      </w:pPr>
+      <w:r>
+        <w:t xml:space="preserve">16.</w:t>
+      </w:r>
+      <w:r>
+        <w:t xml:space="preserve"> </w:t>
+      </w:r>
+      <w:r>
+        <w:t xml:space="preserve">	</w:t>
+      </w:r>
+      <w:r>
+        <w:t xml:space="preserve">Murray CJ, Dias RH, Kulkarni SC, Lozano R, Stevens GA, Ezzati M. Improving the comparability of diabetes mortality statistics in the u.s. And mexico. Diabetes Care. 2008;31(3):451–8.</w:t>
+      </w:r>
+    </w:p>
     <w:bookmarkEnd w:id="55"/>
-    <w:bookmarkStart w:id="56" w:name="ref-murray2008"/>
+    <w:bookmarkStart w:id="56" w:name="ref-foreman2016"/>
     <w:p>
       <w:pPr>
         <w:pStyle w:val="Bibliography"/>
@@ -2711,11 +2707,11 @@
         <w:t xml:space="preserve">	</w:t>
       </w:r>
       <w:r>
-        <w:t xml:space="preserve">Murray CJ, Dias RH, Kulkarni SC, Lozano R, Stevens GA, Ezzati M. Improving the comparability of diabetes mortality statistics in the u.s. And mexico. Diabetes Care. 2008;31(3):451–8.</w:t>
+        <w:t xml:space="preserve">Foreman K, Naghavi M, Ezzati M. Improving the usefulness of US mortality data: New methods for reclassification of underlying cause of death. Popul Health Metr. 2016;14:14.</w:t>
       </w:r>
     </w:p>
     <w:bookmarkEnd w:id="56"/>
-    <w:bookmarkStart w:id="57" w:name="ref-foreman2016"/>
+    <w:bookmarkStart w:id="57" w:name="ref-johnson2021"/>
     <w:p>
       <w:pPr>
         <w:pStyle w:val="Bibliography"/>
@@ -2730,11 +2726,14 @@
         <w:t xml:space="preserve">	</w:t>
       </w:r>
       <w:r>
-        <w:t xml:space="preserve">Foreman K, Naghavi M, Ezzati M. Improving the usefulness of US mortality data: New methods for reclassification of underlying cause of death. Popul Health Metr. 2016;14:14.</w:t>
+        <w:t xml:space="preserve">Johnson S et al.</w:t>
+      </w:r>
+      <w:r>
+        <w:t xml:space="preserve"> Public health utility of cause of death data: Applying empirical algorithms to improve data quality. BMC Med Inform Decis Mak. 2021;21(1):175.</w:t>
       </w:r>
     </w:p>
     <w:bookmarkEnd w:id="57"/>
-    <w:bookmarkStart w:id="58" w:name="ref-johnson2021"/>
+    <w:bookmarkStart w:id="58" w:name="ref-franca2014"/>
     <w:p>
       <w:pPr>
         <w:pStyle w:val="Bibliography"/>
@@ -2749,14 +2748,26 @@
         <w:t xml:space="preserve">	</w:t>
       </w:r>
       <w:r>
-        <w:t xml:space="preserve">Johnson S et al.</w:t>
-      </w:r>
-      <w:r>
-        <w:t xml:space="preserve"> Public health utility of cause of death data: Applying empirical algorithms to improve data quality. BMC Med Inform Decis Mak. 2021;21(1):175.</w:t>
+        <w:t xml:space="preserve">França E et al.</w:t>
+      </w:r>
+      <w:r>
+        <w:t xml:space="preserve"> Ill-defined causes of death in brazil: A redistribution method based on the investigation of such causes. Rev Sa</w:t>
+      </w:r>
+      <w:r>
+        <w:t xml:space="preserve">ú</w:t>
+      </w:r>
+      <w:r>
+        <w:t xml:space="preserve">de P</w:t>
+      </w:r>
+      <w:r>
+        <w:t xml:space="preserve">ú</w:t>
+      </w:r>
+      <w:r>
+        <w:t xml:space="preserve">blica. 2014;48(4):671–81.</w:t>
       </w:r>
     </w:p>
     <w:bookmarkEnd w:id="58"/>
-    <w:bookmarkStart w:id="59" w:name="ref-franca2014"/>
+    <w:bookmarkStart w:id="59" w:name="ref-franca2019a"/>
     <w:p>
       <w:pPr>
         <w:pStyle w:val="Bibliography"/>
@@ -2771,26 +2782,11 @@
         <w:t xml:space="preserve">	</w:t>
       </w:r>
       <w:r>
-        <w:t xml:space="preserve">França E et al.</w:t>
-      </w:r>
-      <w:r>
-        <w:t xml:space="preserve"> Ill-defined causes of death in brazil: A redistribution method based on the investigation of such causes. Rev Sa</w:t>
-      </w:r>
-      <w:r>
-        <w:t xml:space="preserve">ú</w:t>
-      </w:r>
-      <w:r>
-        <w:t xml:space="preserve">de P</w:t>
-      </w:r>
-      <w:r>
-        <w:t xml:space="preserve">ú</w:t>
-      </w:r>
-      <w:r>
-        <w:t xml:space="preserve">blica. 2014;48(4):671–81.</w:t>
+        <w:t xml:space="preserve">França EB, Ishitani LH, Teixeira RA, Cunha CC da, Marinho MF. Improving the usefulness of mortality data: Reclassification of ill-defined causes based on medical records and home interviews in brazil. Revista Brasileira de Epidemiologia. 2019;22:e190010.</w:t>
       </w:r>
     </w:p>
     <w:bookmarkEnd w:id="59"/>
-    <w:bookmarkStart w:id="60" w:name="ref-franca2019a"/>
+    <w:bookmarkStart w:id="60" w:name="ref-franca2019b"/>
     <w:p>
       <w:pPr>
         <w:pStyle w:val="Bibliography"/>
@@ -2805,11 +2801,11 @@
         <w:t xml:space="preserve">	</w:t>
       </w:r>
       <w:r>
-        <w:t xml:space="preserve">França EB, Ishitani LH, Teixeira RA, Cunha CC da, Marinho MF. Improving the usefulness of mortality data: Reclassification of ill-defined causes based on medical records and home interviews in brazil. Revista Brasileira de Epidemiologia. 2019;22:e190010.</w:t>
+        <w:t xml:space="preserve">França EB. Garbage codes assigned as cause-of-death in health statistics. Revista Brasileira de Epidemiologia. 2019;22:e190001.</w:t>
       </w:r>
     </w:p>
     <w:bookmarkEnd w:id="60"/>
-    <w:bookmarkStart w:id="61" w:name="ref-franca2019b"/>
+    <w:bookmarkStart w:id="62" w:name="ref-stevens2010"/>
     <w:p>
       <w:pPr>
         <w:pStyle w:val="Bibliography"/>
@@ -2824,28 +2820,9 @@
         <w:t xml:space="preserve">	</w:t>
       </w:r>
       <w:r>
-        <w:t xml:space="preserve">França EB. Garbage codes assigned as cause-of-death in health statistics. Revista Brasileira de Epidemiologia. 2019;22:e190001.</w:t>
-      </w:r>
-    </w:p>
-    <w:bookmarkEnd w:id="61"/>
-    <w:bookmarkStart w:id="63" w:name="ref-stevens2010"/>
-    <w:p>
-      <w:pPr>
-        <w:pStyle w:val="Bibliography"/>
-      </w:pPr>
-      <w:r>
-        <w:t xml:space="preserve">23.</w:t>
-      </w:r>
-      <w:r>
-        <w:t xml:space="preserve"> </w:t>
-      </w:r>
-      <w:r>
-        <w:t xml:space="preserve">	</w:t>
-      </w:r>
-      <w:r>
         <w:t xml:space="preserve">Stevens GA, King G, Shibuya K. Deaths from heart failure: Using coarsened exact matching to correct cause-of-death statistics. Population Health Metrics. 2010;8(1):6. doi:</w:t>
       </w:r>
-      <w:hyperlink r:id="rId62">
+      <w:hyperlink r:id="rId61">
         <w:r>
           <w:rPr>
             <w:rStyle w:val="Hyperlink"/>
@@ -2854,8 +2831,30 @@
         </w:r>
       </w:hyperlink>
     </w:p>
+    <w:bookmarkEnd w:id="62"/>
+    <w:bookmarkStart w:id="63" w:name="ref-bierrenbach2019"/>
+    <w:p>
+      <w:pPr>
+        <w:pStyle w:val="Bibliography"/>
+      </w:pPr>
+      <w:r>
+        <w:t xml:space="preserve">23.</w:t>
+      </w:r>
+      <w:r>
+        <w:t xml:space="preserve"> </w:t>
+      </w:r>
+      <w:r>
+        <w:t xml:space="preserve">	</w:t>
+      </w:r>
+      <w:r>
+        <w:t xml:space="preserve">Bierrenbach A et al.</w:t>
+      </w:r>
+      <w:r>
+        <w:t xml:space="preserve"> Redistribution of heart failure deaths using two methods: Linkage of hospital records with death certificates. Rev Bras Epidemiol. 2019;22(Suppl 3):e190006.</w:t>
+      </w:r>
+    </w:p>
     <w:bookmarkEnd w:id="63"/>
-    <w:bookmarkStart w:id="64" w:name="ref-bierrenbach2019"/>
+    <w:bookmarkStart w:id="65" w:name="ref-fihel2021"/>
     <w:p>
       <w:pPr>
         <w:pStyle w:val="Bibliography"/>
@@ -2870,31 +2869,9 @@
         <w:t xml:space="preserve">	</w:t>
       </w:r>
       <w:r>
-        <w:t xml:space="preserve">Bierrenbach A et al.</w:t>
-      </w:r>
-      <w:r>
-        <w:t xml:space="preserve"> Redistribution of heart failure deaths using two methods: Linkage of hospital records with death certificates. Rev Bras Epidemiol. 2019;22(Suppl 3):e190006.</w:t>
-      </w:r>
-    </w:p>
-    <w:bookmarkEnd w:id="64"/>
-    <w:bookmarkStart w:id="66" w:name="ref-fihel2021"/>
-    <w:p>
-      <w:pPr>
-        <w:pStyle w:val="Bibliography"/>
-      </w:pPr>
-      <w:r>
-        <w:t xml:space="preserve">25.</w:t>
-      </w:r>
-      <w:r>
-        <w:t xml:space="preserve"> </w:t>
-      </w:r>
-      <w:r>
-        <w:t xml:space="preserve">	</w:t>
-      </w:r>
-      <w:r>
         <w:t xml:space="preserve">Fihel A, Muszyńska-Spielauer MM. Using multiple cause of death information to eliminate garbage codes. Demographic Research. 2021;45:345–60. doi:</w:t>
       </w:r>
-      <w:hyperlink r:id="rId65">
+      <w:hyperlink r:id="rId64">
         <w:r>
           <w:rPr>
             <w:rStyle w:val="Hyperlink"/>
@@ -2903,8 +2880,27 @@
         </w:r>
       </w:hyperlink>
     </w:p>
+    <w:bookmarkEnd w:id="65"/>
+    <w:bookmarkStart w:id="66" w:name="ref-grigoriev2024"/>
+    <w:p>
+      <w:pPr>
+        <w:pStyle w:val="Bibliography"/>
+      </w:pPr>
+      <w:r>
+        <w:t xml:space="preserve">25.</w:t>
+      </w:r>
+      <w:r>
+        <w:t xml:space="preserve"> </w:t>
+      </w:r>
+      <w:r>
+        <w:t xml:space="preserve">	</w:t>
+      </w:r>
+      <w:r>
+        <w:t xml:space="preserve">Grigoriev P, Bonnet F, Perdrix E. Method for redistributing ill-defined causes of death. Popul Health Metr. 2024;22(1):1–14.</w:t>
+      </w:r>
+    </w:p>
     <w:bookmarkEnd w:id="66"/>
-    <w:bookmarkStart w:id="67" w:name="ref-grigoriev2024"/>
+    <w:bookmarkStart w:id="67" w:name="ref-giraldo2017"/>
     <w:p>
       <w:pPr>
         <w:pStyle w:val="Bibliography"/>
@@ -2919,11 +2915,23 @@
         <w:t xml:space="preserve">	</w:t>
       </w:r>
       <w:r>
-        <w:t xml:space="preserve">Grigoriev P, Bonnet F, Perdrix E. Method for redistributing ill-defined causes of death. Popul Health Metr. 2024;22(1):1–14.</w:t>
+        <w:t xml:space="preserve">Giraldo L, Rodrı́guez L, González-Robledo MC, Mino-León D, Cahuana-Hurtado L, Rojas-Russell ME, et al. Modelo para el an</w:t>
+      </w:r>
+      <w:r>
+        <w:t xml:space="preserve">á</w:t>
+      </w:r>
+      <w:r>
+        <w:t xml:space="preserve">lisis de la mortalidad en colombia 2000-2012. Revista de Salud P</w:t>
+      </w:r>
+      <w:r>
+        <w:t xml:space="preserve">ú</w:t>
+      </w:r>
+      <w:r>
+        <w:t xml:space="preserve">blica. 2017;19(2):166–73.</w:t>
       </w:r>
     </w:p>
     <w:bookmarkEnd w:id="67"/>
-    <w:bookmarkStart w:id="68" w:name="ref-giraldo2017"/>
+    <w:bookmarkStart w:id="68" w:name="ref-masquelier2019"/>
     <w:p>
       <w:pPr>
         <w:pStyle w:val="Bibliography"/>
@@ -2938,23 +2946,14 @@
         <w:t xml:space="preserve">	</w:t>
       </w:r>
       <w:r>
-        <w:t xml:space="preserve">Giraldo L, Rodrı́guez L, González-Robledo MC, Mino-León D, Cahuana-Hurtado L, Rojas-Russell ME, et al. Modelo para el an</w:t>
-      </w:r>
-      <w:r>
-        <w:t xml:space="preserve">á</w:t>
-      </w:r>
-      <w:r>
-        <w:t xml:space="preserve">lisis de la mortalidad en colombia 2000-2012. Revista de Salud P</w:t>
-      </w:r>
-      <w:r>
-        <w:t xml:space="preserve">ú</w:t>
-      </w:r>
-      <w:r>
-        <w:t xml:space="preserve">blica. 2017;19(2):166–73.</w:t>
+        <w:t xml:space="preserve">Masquelier B et al.</w:t>
+      </w:r>
+      <w:r>
+        <w:t xml:space="preserve"> Analysis of death registers in antananarivo, madagascar. BMC. 2019.</w:t>
       </w:r>
     </w:p>
     <w:bookmarkEnd w:id="68"/>
-    <w:bookmarkStart w:id="69" w:name="ref-masquelier2019"/>
+    <w:bookmarkStart w:id="70" w:name="ref-scohy2025"/>
     <w:p>
       <w:pPr>
         <w:pStyle w:val="Bibliography"/>
@@ -2969,31 +2968,9 @@
         <w:t xml:space="preserve">	</w:t>
       </w:r>
       <w:r>
-        <w:t xml:space="preserve">Masquelier B et al.</w:t>
-      </w:r>
-      <w:r>
-        <w:t xml:space="preserve"> Analysis of death registers in antananarivo, madagascar. BMC. 2019.</w:t>
-      </w:r>
-    </w:p>
-    <w:bookmarkEnd w:id="69"/>
-    <w:bookmarkStart w:id="71" w:name="ref-scohy2025"/>
-    <w:p>
-      <w:pPr>
-        <w:pStyle w:val="Bibliography"/>
-      </w:pPr>
-      <w:r>
-        <w:t xml:space="preserve">29.</w:t>
-      </w:r>
-      <w:r>
-        <w:t xml:space="preserve"> </w:t>
-      </w:r>
-      <w:r>
-        <w:t xml:space="preserve">	</w:t>
-      </w:r>
-      <w:r>
         <w:t xml:space="preserve">Scohy A, Lesnik T, Devleesschauwer B, Haneef R. The importance of redistribution process of ill-defined deaths in national mortality database. Archives of Public Health. 2025 Jul 11;83(1):185. doi:</w:t>
       </w:r>
-      <w:hyperlink r:id="rId70">
+      <w:hyperlink r:id="rId69">
         <w:r>
           <w:rPr>
             <w:rStyle w:val="Hyperlink"/>
@@ -3002,14 +2979,14 @@
         </w:r>
       </w:hyperlink>
     </w:p>
-    <w:bookmarkEnd w:id="71"/>
-    <w:bookmarkStart w:id="73" w:name="ref-kyu2021"/>
+    <w:bookmarkEnd w:id="70"/>
+    <w:bookmarkStart w:id="72" w:name="ref-kyu2021"/>
     <w:p>
       <w:pPr>
         <w:pStyle w:val="Bibliography"/>
       </w:pPr>
       <w:r>
-        <w:t xml:space="preserve">30.</w:t>
+        <w:t xml:space="preserve">29.</w:t>
       </w:r>
       <w:r>
         <w:t xml:space="preserve"> </w:t>
@@ -3023,7 +3000,7 @@
       <w:r>
         <w:t xml:space="preserve"> Estimating the burden of HIV/AIDS-related mortality: HIV/AIDS-related garbage code redistribution packages. Journal of the International AIDS Society. 2021. doi:</w:t>
       </w:r>
-      <w:hyperlink r:id="rId72">
+      <w:hyperlink r:id="rId71">
         <w:r>
           <w:rPr>
             <w:rStyle w:val="Hyperlink"/>
@@ -3032,14 +3009,14 @@
         </w:r>
       </w:hyperlink>
     </w:p>
-    <w:bookmarkEnd w:id="73"/>
-    <w:bookmarkStart w:id="75" w:name="ref-zhang2025"/>
+    <w:bookmarkEnd w:id="72"/>
+    <w:bookmarkStart w:id="74" w:name="ref-zhang2025"/>
     <w:p>
       <w:pPr>
         <w:pStyle w:val="Bibliography"/>
       </w:pPr>
       <w:r>
-        <w:t xml:space="preserve">31.</w:t>
+        <w:t xml:space="preserve">30.</w:t>
       </w:r>
       <w:r>
         <w:t xml:space="preserve"> </w:t>
@@ -3050,7 +3027,7 @@
       <w:r>
         <w:t xml:space="preserve">Zhang X, Yang W, Wang J, Ai L, Chen M, Wang C, et al. Reallocating diabetes-related garbage codes to improve mortality estimates: A case study in weifang, china. Population Health Metrics. 2025;23(1):38. doi:</w:t>
       </w:r>
-      <w:hyperlink r:id="rId74">
+      <w:hyperlink r:id="rId73">
         <w:r>
           <w:rPr>
             <w:rStyle w:val="Hyperlink"/>
@@ -3059,8 +3036,27 @@
         </w:r>
       </w:hyperlink>
     </w:p>
+    <w:bookmarkEnd w:id="74"/>
+    <w:bookmarkStart w:id="75" w:name="ref-teixeira2020"/>
+    <w:p>
+      <w:pPr>
+        <w:pStyle w:val="Bibliography"/>
+      </w:pPr>
+      <w:r>
+        <w:t xml:space="preserve">31.</w:t>
+      </w:r>
+      <w:r>
+        <w:t xml:space="preserve"> </w:t>
+      </w:r>
+      <w:r>
+        <w:t xml:space="preserve">	</w:t>
+      </w:r>
+      <w:r>
+        <w:t xml:space="preserve">Teixeira B, Toporcov T, Chiaravalloti-Neto F, Chiavegatto Filho A. Spatial clusters of cancer mortality in brazil: A machine learning modelling approach. In: Anexo do curriculo lattes. 2020.</w:t>
+      </w:r>
+    </w:p>
     <w:bookmarkEnd w:id="75"/>
-    <w:bookmarkStart w:id="76" w:name="ref-teixeira2020"/>
+    <w:bookmarkStart w:id="77" w:name="ref-dearaujo2026"/>
     <w:p>
       <w:pPr>
         <w:pStyle w:val="Bibliography"/>
@@ -3075,28 +3071,9 @@
         <w:t xml:space="preserve">	</w:t>
       </w:r>
       <w:r>
-        <w:t xml:space="preserve">Teixeira B, Toporcov T, Chiaravalloti-Neto F, Chiavegatto Filho A. Spatial clusters of cancer mortality in brazil: A machine learning modelling approach. In: Anexo do curriculo lattes. 2020.</w:t>
-      </w:r>
-    </w:p>
-    <w:bookmarkEnd w:id="76"/>
-    <w:bookmarkStart w:id="78" w:name="ref-dearaujo2026"/>
-    <w:p>
-      <w:pPr>
-        <w:pStyle w:val="Bibliography"/>
-      </w:pPr>
-      <w:r>
-        <w:t xml:space="preserve">33.</w:t>
-      </w:r>
-      <w:r>
-        <w:t xml:space="preserve"> </w:t>
-      </w:r>
-      <w:r>
-        <w:t xml:space="preserve">	</w:t>
-      </w:r>
-      <w:r>
         <w:t xml:space="preserve">Araújo Santos Camargo JD de, Camargo SF, Souza ATB de, Oliveira Freitas AKMS de, Ferreira CA, Sarmento ACA, et al. Regional disparities in breast cancer mortality in brazil: A spatial analysis using uncorrected and adjusted data, 2000–2023. Scientific Reports. 2026;16:6770. doi:</w:t>
       </w:r>
-      <w:hyperlink r:id="rId77">
+      <w:hyperlink r:id="rId76">
         <w:r>
           <w:rPr>
             <w:rStyle w:val="Hyperlink"/>
@@ -3105,14 +3082,14 @@
         </w:r>
       </w:hyperlink>
     </w:p>
-    <w:bookmarkEnd w:id="78"/>
-    <w:bookmarkStart w:id="80" w:name="ref-zimeomorais2023"/>
+    <w:bookmarkEnd w:id="77"/>
+    <w:bookmarkStart w:id="79" w:name="ref-zimeomorais2023"/>
     <w:p>
       <w:pPr>
         <w:pStyle w:val="Bibliography"/>
       </w:pPr>
       <w:r>
-        <w:t xml:space="preserve">34.</w:t>
+        <w:t xml:space="preserve">33.</w:t>
       </w:r>
       <w:r>
         <w:t xml:space="preserve"> </w:t>
@@ -3123,7 +3100,7 @@
       <w:r>
         <w:t xml:space="preserve">Zimeo-Morais GA, Miraglia JL, Oliveira BZ de, Mistro S, Hisatugu WH, Greffin D, et al. Factors associated with the quality of death certification in brazilian municipalities: A data-driven non-linear model. PLoS One. 2023;18(8):e0290814. doi:</w:t>
       </w:r>
-      <w:hyperlink r:id="rId79">
+      <w:hyperlink r:id="rId78">
         <w:r>
           <w:rPr>
             <w:rStyle w:val="Hyperlink"/>
@@ -3132,14 +3109,14 @@
         </w:r>
       </w:hyperlink>
     </w:p>
-    <w:bookmarkEnd w:id="80"/>
-    <w:bookmarkStart w:id="82" w:name="ref-desouza2025"/>
+    <w:bookmarkEnd w:id="79"/>
+    <w:bookmarkStart w:id="81" w:name="ref-desouza2025"/>
     <w:p>
       <w:pPr>
         <w:pStyle w:val="Bibliography"/>
       </w:pPr>
       <w:r>
-        <w:t xml:space="preserve">35.</w:t>
+        <w:t xml:space="preserve">34.</w:t>
       </w:r>
       <w:r>
         <w:t xml:space="preserve"> </w:t>
@@ -3150,7 +3127,7 @@
       <w:r>
         <w:t xml:space="preserve">Souza ARM de, Raposo LM, Lacerda GCB de, Godoy PH. Stroke deaths profile and its subtypes in brazil: Analysis using machine learning. Global Heart. 2025;20(1):85. doi:</w:t>
       </w:r>
-      <w:hyperlink r:id="rId81">
+      <w:hyperlink r:id="rId80">
         <w:r>
           <w:rPr>
             <w:rStyle w:val="Hyperlink"/>
@@ -3159,8 +3136,30 @@
         </w:r>
       </w:hyperlink>
     </w:p>
+    <w:bookmarkEnd w:id="81"/>
+    <w:bookmarkStart w:id="82" w:name="ref-mikkelsen2015"/>
+    <w:p>
+      <w:pPr>
+        <w:pStyle w:val="Bibliography"/>
+      </w:pPr>
+      <w:r>
+        <w:t xml:space="preserve">35.</w:t>
+      </w:r>
+      <w:r>
+        <w:t xml:space="preserve"> </w:t>
+      </w:r>
+      <w:r>
+        <w:t xml:space="preserve">	</w:t>
+      </w:r>
+      <w:r>
+        <w:t xml:space="preserve">Mikkelsen L, Phillips D, AbouZahr C, Setel P, Savigny D de, Lozano R, et al.</w:t>
+      </w:r>
+      <w:r>
+        <w:t xml:space="preserve"> A global assessment of civil registration and vital statistics systems: Monitoring data quality and progress. Lancet. 2015;386:1395–406.</w:t>
+      </w:r>
+    </w:p>
     <w:bookmarkEnd w:id="82"/>
-    <w:bookmarkStart w:id="83" w:name="ref-mikkelsen2015"/>
+    <w:bookmarkStart w:id="84" w:name="ref-mikkelsen2020"/>
     <w:p>
       <w:pPr>
         <w:pStyle w:val="Bibliography"/>
@@ -3175,31 +3174,9 @@
         <w:t xml:space="preserve">	</w:t>
       </w:r>
       <w:r>
-        <w:t xml:space="preserve">Mikkelsen L, Phillips D, AbouZahr C, Setel P, Savigny D de, Lozano R, et al.</w:t>
-      </w:r>
-      <w:r>
-        <w:t xml:space="preserve"> A global assessment of civil registration and vital statistics systems: Monitoring data quality and progress. Lancet. 2015;386:1395–406.</w:t>
-      </w:r>
-    </w:p>
-    <w:bookmarkEnd w:id="83"/>
-    <w:bookmarkStart w:id="85" w:name="ref-mikkelsen2020"/>
-    <w:p>
-      <w:pPr>
-        <w:pStyle w:val="Bibliography"/>
-      </w:pPr>
-      <w:r>
-        <w:t xml:space="preserve">37.</w:t>
-      </w:r>
-      <w:r>
-        <w:t xml:space="preserve"> </w:t>
-      </w:r>
-      <w:r>
-        <w:t xml:space="preserve">	</w:t>
-      </w:r>
-      <w:r>
         <w:t xml:space="preserve">Mikkelsen L, Moesgaard K, Hegnauer M, Lopez AD. ANACONDA: A new tool to improve mortality and cause of death data. BMC Medicine. 2020;18(1):61. doi:</w:t>
       </w:r>
-      <w:hyperlink r:id="rId84">
+      <w:hyperlink r:id="rId83">
         <w:r>
           <w:rPr>
             <w:rStyle w:val="Hyperlink"/>
@@ -3208,14 +3185,14 @@
         </w:r>
       </w:hyperlink>
     </w:p>
-    <w:bookmarkEnd w:id="85"/>
-    <w:bookmarkStart w:id="87" w:name="ref-devleesschauwer2022"/>
+    <w:bookmarkEnd w:id="84"/>
+    <w:bookmarkStart w:id="86" w:name="ref-devleesschauwer2022"/>
     <w:p>
       <w:pPr>
         <w:pStyle w:val="Bibliography"/>
       </w:pPr>
       <w:r>
-        <w:t xml:space="preserve">38.</w:t>
+        <w:t xml:space="preserve">37.</w:t>
       </w:r>
       <w:r>
         <w:t xml:space="preserve"> </w:t>
@@ -3226,7 +3203,7 @@
       <w:r>
         <w:t xml:space="preserve">Devleesschauwer B. Skills building seminar: Redistribution of ill-defined deaths: A methodological conundrum. In: European journal of public health. Oxford University Press; 2022. p. ckac129–618. doi:</w:t>
       </w:r>
-      <w:hyperlink r:id="rId86">
+      <w:hyperlink r:id="rId85">
         <w:r>
           <w:rPr>
             <w:rStyle w:val="Hyperlink"/>
@@ -3235,8 +3212,27 @@
         </w:r>
       </w:hyperlink>
     </w:p>
+    <w:bookmarkEnd w:id="86"/>
+    <w:bookmarkStart w:id="87" w:name="ref-ng2020"/>
+    <w:p>
+      <w:pPr>
+        <w:pStyle w:val="Bibliography"/>
+      </w:pPr>
+      <w:r>
+        <w:t xml:space="preserve">38.</w:t>
+      </w:r>
+      <w:r>
+        <w:t xml:space="preserve"> </w:t>
+      </w:r>
+      <w:r>
+        <w:t xml:space="preserve">	</w:t>
+      </w:r>
+      <w:r>
+        <w:t xml:space="preserve">Ng TC, Lo WC, Ku CC, Lu TH, Lin HH. Improving the use of mortality data in public health: A comparison of garbage code redistribution models. American Journal of Public Health. 2020;110(2):222–9.</w:t>
+      </w:r>
+    </w:p>
     <w:bookmarkEnd w:id="87"/>
-    <w:bookmarkStart w:id="88" w:name="ref-ng2020"/>
+    <w:bookmarkStart w:id="89" w:name="ref-chrysanthopoulou2021"/>
     <w:p>
       <w:pPr>
         <w:pStyle w:val="Bibliography"/>
@@ -3251,28 +3247,9 @@
         <w:t xml:space="preserve">	</w:t>
       </w:r>
       <w:r>
-        <w:t xml:space="preserve">Ng TC, Lo WC, Ku CC, Lu TH, Lin HH. Improving the use of mortality data in public health: A comparison of garbage code redistribution models. American Journal of Public Health. 2020;110(2):222–9.</w:t>
-      </w:r>
-    </w:p>
-    <w:bookmarkEnd w:id="88"/>
-    <w:bookmarkStart w:id="90" w:name="ref-chrysanthopoulou2021"/>
-    <w:p>
-      <w:pPr>
-        <w:pStyle w:val="Bibliography"/>
-      </w:pPr>
-      <w:r>
-        <w:t xml:space="preserve">40.</w:t>
-      </w:r>
-      <w:r>
-        <w:t xml:space="preserve"> </w:t>
-      </w:r>
-      <w:r>
-        <w:t xml:space="preserve">	</w:t>
-      </w:r>
-      <w:r>
         <w:t xml:space="preserve">Chrysanthopoulou SA, Rutter CM, Gatsonis CA. Bayesian versus empirical calibration of microsimulation models: A comparative analysis. Medical Decision Making. 2021 Aug;41(6):714–26. doi:</w:t>
       </w:r>
-      <w:hyperlink r:id="rId89">
+      <w:hyperlink r:id="rId88">
         <w:r>
           <w:rPr>
             <w:rStyle w:val="Hyperlink"/>
@@ -3281,8 +3258,27 @@
         </w:r>
       </w:hyperlink>
     </w:p>
+    <w:bookmarkEnd w:id="89"/>
+    <w:bookmarkStart w:id="90" w:name="ref-costa2020"/>
+    <w:p>
+      <w:pPr>
+        <w:pStyle w:val="Bibliography"/>
+      </w:pPr>
+      <w:r>
+        <w:t xml:space="preserve">40.</w:t>
+      </w:r>
+      <w:r>
+        <w:t xml:space="preserve"> </w:t>
+      </w:r>
+      <w:r>
+        <w:t xml:space="preserve">	</w:t>
+      </w:r>
+      <w:r>
+        <w:t xml:space="preserve">Costa LFL, Montenegro M de MS, Rabello Neto D de L, Oliveira ATR de, Trindade JE de O, Adair T, et al. Estimating completeness of national and subnational death reporting in brazil: Application of record linkage methods. Population Health Metrics. 2020;18(1):22.</w:t>
+      </w:r>
+    </w:p>
     <w:bookmarkEnd w:id="90"/>
-    <w:bookmarkStart w:id="91" w:name="ref-costa2020"/>
+    <w:bookmarkStart w:id="92" w:name="ref-foreman2018"/>
     <w:p>
       <w:pPr>
         <w:pStyle w:val="Bibliography"/>
@@ -3297,31 +3293,12 @@
         <w:t xml:space="preserve">	</w:t>
       </w:r>
       <w:r>
-        <w:t xml:space="preserve">Costa LFL, Montenegro M de MS, Rabello Neto D de L, Oliveira ATR de, Trindade JE de O, Adair T, et al. Estimating completeness of national and subnational death reporting in brazil: Application of record linkage methods. Population Health Metrics. 2020;18(1):22.</w:t>
-      </w:r>
-    </w:p>
-    <w:bookmarkEnd w:id="91"/>
-    <w:bookmarkStart w:id="93" w:name="ref-foreman2018"/>
-    <w:p>
-      <w:pPr>
-        <w:pStyle w:val="Bibliography"/>
-      </w:pPr>
-      <w:r>
-        <w:t xml:space="preserve">42.</w:t>
-      </w:r>
-      <w:r>
-        <w:t xml:space="preserve"> </w:t>
-      </w:r>
-      <w:r>
-        <w:t xml:space="preserve">	</w:t>
-      </w:r>
-      <w:r>
         <w:t xml:space="preserve">Foreman KJ, Marquez N, Dolgert A, Fukutaki K, Fullman N, McGaughey M, et al. Forecasting life expectancy, years of life lost, and all-cause and cause-specific mortality for 250 causes of death: Reference and alternative scenarios for 2016</w:t>
       </w:r>
       <w:r>
         <w:t xml:space="preserve">40 for 195 countries and territories. The Lancet. 2018;392(10159):2052–90. doi:</w:t>
       </w:r>
-      <w:hyperlink r:id="rId92">
+      <w:hyperlink r:id="rId91">
         <w:r>
           <w:rPr>
             <w:rStyle w:val="Hyperlink"/>
@@ -3330,14 +3307,14 @@
         </w:r>
       </w:hyperlink>
     </w:p>
-    <w:bookmarkEnd w:id="93"/>
-    <w:bookmarkStart w:id="95" w:name="ref-malta2023"/>
+    <w:bookmarkEnd w:id="92"/>
+    <w:bookmarkStart w:id="94" w:name="ref-malta2023"/>
     <w:p>
       <w:pPr>
         <w:pStyle w:val="Bibliography"/>
       </w:pPr>
       <w:r>
-        <w:t xml:space="preserve">43.</w:t>
+        <w:t xml:space="preserve">42.</w:t>
       </w:r>
       <w:r>
         <w:t xml:space="preserve"> </w:t>
@@ -3348,7 +3325,7 @@
       <w:r>
         <w:t xml:space="preserve">Malta DC, Teixeira RA, Cardoso LS de M, Souza JB de, Bernal RTI, Pinheiro PC, et al. Premature mortality due to noncommunicable diseases in brazilian capitals: Redistribution of garbage causes and evolution by social deprivation strata. Revista Brasileira de Epidemiologia. 2023;26:e230002.supl.1. doi:</w:t>
       </w:r>
-      <w:hyperlink r:id="rId94">
+      <w:hyperlink r:id="rId93">
         <w:r>
           <w:rPr>
             <w:rStyle w:val="Hyperlink"/>
@@ -3357,14 +3334,14 @@
         </w:r>
       </w:hyperlink>
     </w:p>
-    <w:bookmarkEnd w:id="95"/>
-    <w:bookmarkStart w:id="97" w:name="ref-liu2022"/>
+    <w:bookmarkEnd w:id="94"/>
+    <w:bookmarkStart w:id="96" w:name="ref-liu2022"/>
     <w:p>
       <w:pPr>
         <w:pStyle w:val="Bibliography"/>
       </w:pPr>
       <w:r>
-        <w:t xml:space="preserve">44.</w:t>
+        <w:t xml:space="preserve">43.</w:t>
       </w:r>
       <w:r>
         <w:t xml:space="preserve"> </w:t>
@@ -3375,7 +3352,7 @@
       <w:r>
         <w:t xml:space="preserve">Liu L, Wang X, Wang C, Ma X, Meng X, Ning B, et al. A study on garbage code redistribution methods in small area: Redistributing heart failure in two chinese cities by two approaches. Research Square (Preprint). 2022. doi:</w:t>
       </w:r>
-      <w:hyperlink r:id="rId96">
+      <w:hyperlink r:id="rId95">
         <w:r>
           <w:rPr>
             <w:rStyle w:val="Hyperlink"/>
@@ -3384,8 +3361,27 @@
         </w:r>
       </w:hyperlink>
     </w:p>
+    <w:bookmarkEnd w:id="96"/>
+    <w:bookmarkStart w:id="97" w:name="ref-wickham2016"/>
+    <w:p>
+      <w:pPr>
+        <w:pStyle w:val="Bibliography"/>
+      </w:pPr>
+      <w:r>
+        <w:t xml:space="preserve">44.</w:t>
+      </w:r>
+      <w:r>
+        <w:t xml:space="preserve"> </w:t>
+      </w:r>
+      <w:r>
+        <w:t xml:space="preserve">	</w:t>
+      </w:r>
+      <w:r>
+        <w:t xml:space="preserve">Wickham H. ggplot2: Elegant graphics for data analysis. New York: Springer-Verlag; 2016.</w:t>
+      </w:r>
+    </w:p>
     <w:bookmarkEnd w:id="97"/>
-    <w:bookmarkStart w:id="98" w:name="ref-wickham2016"/>
+    <w:bookmarkStart w:id="98" w:name="ref-csardi2006"/>
     <w:p>
       <w:pPr>
         <w:pStyle w:val="Bibliography"/>
@@ -3400,30 +3396,11 @@
         <w:t xml:space="preserve">	</w:t>
       </w:r>
       <w:r>
-        <w:t xml:space="preserve">Wickham H. ggplot2: Elegant graphics for data analysis. New York: Springer-Verlag; 2016.</w:t>
+        <w:t xml:space="preserve">Csardi G, Nepusz T. The igraph software package for complex network research. InterJournal, Complex Systems. 2006;1695:1–9.</w:t>
       </w:r>
     </w:p>
     <w:bookmarkEnd w:id="98"/>
-    <w:bookmarkStart w:id="99" w:name="ref-csardi2006"/>
-    <w:p>
-      <w:pPr>
-        <w:pStyle w:val="Bibliography"/>
-      </w:pPr>
-      <w:r>
-        <w:t xml:space="preserve">46.</w:t>
-      </w:r>
-      <w:r>
-        <w:t xml:space="preserve"> </w:t>
-      </w:r>
-      <w:r>
-        <w:t xml:space="preserve">	</w:t>
-      </w:r>
-      <w:r>
-        <w:t xml:space="preserve">Csardi G, Nepusz T. The igraph software package for complex network research. InterJournal, Complex Systems. 2006;1695:1–9.</w:t>
-      </w:r>
-    </w:p>
     <w:bookmarkEnd w:id="99"/>
-    <w:bookmarkEnd w:id="100"/>
     <w:p>
       <w:r>
         <w:pict>
@@ -3431,8 +3408,8 @@
         </w:pict>
       </w:r>
     </w:p>
-    <w:bookmarkEnd w:id="101"/>
-    <w:bookmarkStart w:id="104" w:name="appendices"/>
+    <w:bookmarkEnd w:id="100"/>
+    <w:bookmarkStart w:id="103" w:name="appendices"/>
     <w:p>
       <w:pPr>
         <w:pStyle w:val="Heading1"/>
@@ -3450,7 +3427,7 @@
         <w:t xml:space="preserve">Appendices</w:t>
       </w:r>
     </w:p>
-    <w:bookmarkStart w:id="102" w:name="appendix-i-search-strategy"/>
+    <w:bookmarkStart w:id="101" w:name="appendix-i-search-strategy"/>
     <w:p>
       <w:pPr>
         <w:pStyle w:val="Heading2"/>
@@ -4205,8 +4182,8 @@
         </w:tc>
       </w:tr>
     </w:tbl>
-    <w:bookmarkEnd w:id="102"/>
-    <w:bookmarkStart w:id="103" w:name="appendix-ii-data-extraction-instrument"/>
+    <w:bookmarkEnd w:id="101"/>
+    <w:bookmarkStart w:id="102" w:name="appendix-ii-data-extraction-instrument"/>
     <w:p>
       <w:pPr>
         <w:pStyle w:val="Heading2"/>
@@ -5363,8 +5340,8 @@
         </w:tc>
       </w:tr>
     </w:tbl>
+    <w:bookmarkEnd w:id="102"/>
     <w:bookmarkEnd w:id="103"/>
-    <w:bookmarkEnd w:id="104"/>
     <w:sectPr>
       <w:headerReference r:id="rId6" w:type="even"/>
       <w:headerReference r:id="rId7" w:type="default"/>
